--- a/technical_document/docx/04_deployment/DOC-04-DEP-02_Production_Helm_Charts_and_Kubernetes_Resource_Sizing.docx
+++ b/technical_document/docx/04_deployment/DOC-04-DEP-02_Production_Helm_Charts_and_Kubernetes_Resource_Sizing.docx
@@ -1560,6 +1560,58 @@
           </w:p>
         </w:tc>
       </w:tr>
+      <w:tr>
+        <w:tc>
+          <w:tcPr>
+            <w:tcW w:type="dxa" w:w="1872"/>
+          </w:tcPr>
+          <w:p>
+            <w:r>
+              <w:t>3.1.0</w:t>
+            </w:r>
+          </w:p>
+        </w:tc>
+        <w:tc>
+          <w:tcPr>
+            <w:tcW w:type="dxa" w:w="1872"/>
+          </w:tcPr>
+          <w:p>
+            <w:r>
+              <w:t>October 2026</w:t>
+            </w:r>
+          </w:p>
+        </w:tc>
+        <w:tc>
+          <w:tcPr>
+            <w:tcW w:type="dxa" w:w="1872"/>
+          </w:tcPr>
+          <w:p>
+            <w:r>
+              <w:t>Independent Forensic Re-audit</w:t>
+            </w:r>
+          </w:p>
+        </w:tc>
+        <w:tc>
+          <w:tcPr>
+            <w:tcW w:type="dxa" w:w="1872"/>
+          </w:tcPr>
+          <w:p>
+            <w:r>
+              <w:t>Factual corrections per audit/docx_forensic_audit_2026-10-08.md</w:t>
+            </w:r>
+          </w:p>
+        </w:tc>
+        <w:tc>
+          <w:tcPr>
+            <w:tcW w:type="dxa" w:w="1872"/>
+          </w:tcPr>
+          <w:p>
+            <w:r>
+              <w:t>Applied</w:t>
+            </w:r>
+          </w:p>
+        </w:tc>
+      </w:tr>
     </w:tbl>
     <w:p>
       <w:pPr>
@@ -2944,6 +2996,19 @@
         <w:t>Liveness and readiness probe verification ensuring zero traffic routing to unready pods.</w:t>
       </w:r>
     </w:p>
+    <w:p>
+      <w:r>
+        <w:rPr>
+          <w:b/>
+        </w:rPr>
+        <w:t>Addendum — v3.1.0 corrections (Independent Forensic Re-audit, 8 October 2026)</w:t>
+      </w:r>
+    </w:p>
+    <w:p>
+      <w:r>
+        <w:t>Expansion pending (flagged): add the values.yaml parameter matrix from deploy/chart/ulms/values.yaml, chart structure, and helm lint/template verification; reconcile the sample HPA floor (minReplicas 3) with the Small-Bank sizing row (2 replicas).</w:t>
+      </w:r>
+    </w:p>
     <w:sectPr>
       <w:headerReference w:type="default" r:id="rId9"/>
       <w:footerReference w:type="default" r:id="rId10"/>

--- a/technical_document/docx/04_deployment/DOC-04-DEP-02_Production_Helm_Charts_and_Kubernetes_Resource_Sizing.docx
+++ b/technical_document/docx/04_deployment/DOC-04-DEP-02_Production_Helm_Charts_and_Kubernetes_Resource_Sizing.docx
@@ -1612,6 +1612,58 @@
           </w:p>
         </w:tc>
       </w:tr>
+      <w:tr>
+        <w:tc>
+          <w:tcPr>
+            <w:tcW w:type="dxa" w:w="1872"/>
+          </w:tcPr>
+          <w:p>
+            <w:r>
+              <w:t>3.2.0</w:t>
+            </w:r>
+          </w:p>
+        </w:tc>
+        <w:tc>
+          <w:tcPr>
+            <w:tcW w:type="dxa" w:w="1872"/>
+          </w:tcPr>
+          <w:p>
+            <w:r>
+              <w:t>October 2026</w:t>
+            </w:r>
+          </w:p>
+        </w:tc>
+        <w:tc>
+          <w:tcPr>
+            <w:tcW w:type="dxa" w:w="1872"/>
+          </w:tcPr>
+          <w:p>
+            <w:r>
+              <w:t>Independent Forensic Re-audit (content expansion)</w:t>
+            </w:r>
+          </w:p>
+        </w:tc>
+        <w:tc>
+          <w:tcPr>
+            <w:tcW w:type="dxa" w:w="1872"/>
+          </w:tcPr>
+          <w:p>
+            <w:r>
+              <w:t>Skeletal sections expanded with verified deploy/chart/ulms values and real TLS anchors</w:t>
+            </w:r>
+          </w:p>
+        </w:tc>
+        <w:tc>
+          <w:tcPr>
+            <w:tcW w:type="dxa" w:w="1872"/>
+          </w:tcPr>
+          <w:p>
+            <w:r>
+              <w:t>Applied</w:t>
+            </w:r>
+          </w:p>
+        </w:tc>
+      </w:tr>
     </w:tbl>
     <w:p>
       <w:pPr>
@@ -3009,6 +3061,34 @@
         <w:t>Expansion pending (flagged): add the values.yaml parameter matrix from deploy/chart/ulms/values.yaml, chart structure, and helm lint/template verification; reconcile the sample HPA floor (minReplicas 3) with the Small-Bank sizing row (2 replicas).</w:t>
       </w:r>
     </w:p>
+    <w:p>
+      <w:r>
+        <w:rPr>
+          <w:b/>
+        </w:rPr>
+        <w:t>Expanded Content — v3.2.0 (verified against deploy/chart/ulms/values.yaml)</w:t>
+      </w:r>
+    </w:p>
+    <w:p>
+      <w:r>
+        <w:t>Chart location and structure: the production chart is deploy/chart/ulms (Chart.yaml, values.yaml, templates/). Verify any rendered change with: helm lint deploy/chart/ulms and helm template deploy/chart/ulms -f &lt;env-overlay.yaml&gt; before apply; upgrade with --atomic --timeout 10m.</w:t>
+      </w:r>
+    </w:p>
+    <w:p>
+      <w:r>
+        <w:t>Parameter matrix (authoritative values.yaml keys): global.imageRegistry / global.pullSecrets — bank mirror registry and pull secrets. api: image ulms-api, tag (defaults to Chart.AppVersion), replicas 2, resources requests 500m/1Gi limits 2/2Gi, env (ULMS_DB_URL jdbc:postgresql://postgresql:5432/ulms; ULMS_OIDC_ISSUER http://keycloak:8080/realms/ulms is the IN-CLUSTER service URL — the browser-facing issuer remains the external route; FINERACT_URL https://fineract:8443/fineract-provider/api/v1 is the in-cluster mTLS endpoint; ULMS_MINIO_ENDPOINT http://minio:9000; ULMS_MINIO_BUCKET ulms-documents; ULMS_CIB_BASE_URL / ULMS_CIB_KEYSTORE for the cib-live window), existingSecret ulms-api-secrets (keys: ULMS_DB_PASSWORD, FINERACT_DB_PASSWORD, FINERACT_USER, FINERACT_PASSWORD, ULMS_MINIO_ACCESS_KEY, ULMS_MINIO_SECRET_KEY, ULMS_RAILS_WEBHOOK_SECRET, ULMS_CIB_KEYSTORE_PASSWORD), probes /actuator/health initialDelay 60s period 10s. web: image ulms-web, replicas 2, 100m/128Mi to 500m/256Mi. postgresql: external flag switches to bank-managed PG, image postgres:17-alpine, persistence 100Gi, existingSecret ulms-pg-secrets (POSTGRES_PASSWORD). keycloak: image quay.io/keycloak/keycloak:26.0, realmImportConfigMap ulms-realm (from deploy/seed/realm-ulms.json), existingSecret ulms-keycloak-secrets (KC_BOOTSTRAP_ADMIN_USERNAME/PASSWORD). fineract: image apache/fineract@fd01236df6 (digest-pinned), persistence 20Gi, existingSecret ulms-fineract-secrets. minio: persistence 200Gi, existingSecret ulms-minio-secrets. ingress: className traefik (k3s default), host ulms.bank.local, tls.secretName ulms-tls (cert-manager or bank CA). observability: prometheus retention 15d, grafana adminSecret ulms-grafana-secrets. networkPolicy: enabled, allowNamespaces [ulms, monitoring].</w:t>
+      </w:r>
+    </w:p>
+    <w:p>
+      <w:r>
+        <w:t>Scaling note (supersedes the earlier HPA snippet): the shipped chart runs fixed replicas (api 2, web 2) with no HorizontalPodAutoscaler — the HPA manifest printed in earlier drafts was target-state imagination. To scale for a larger bank, raise api.replicas/web.replicas per environment overlay first; introduce an HPA only after load-test evidence (k6 profiles in deploy/perf) justifies autoscaling thresholds.</w:t>
+      </w:r>
+    </w:p>
+    <w:p>
+      <w:r>
+        <w:t>Sizing tiers (planning guidance, consistent with audit/01 capacity work): Small bank (up to ~25 branches): chart defaults (api 2 x 500m/1Gi, PG 100Gi). Mid bank (25-100 branches): api replicas 3-4, PG 200Gi, Prometheus retention 30d. Large bank (100+ branches): postgresql.external=true onto the bank DB tier, api replicas 4+, dedicated observability namespace.</w:t>
+      </w:r>
+    </w:p>
     <w:sectPr>
       <w:headerReference w:type="default" r:id="rId9"/>
       <w:footerReference w:type="default" r:id="rId10"/>
